--- a/项目详细设计报告/第四章.docx
+++ b/项目详细设计报告/第四章.docx
@@ -430,7 +430,7 @@
         </w:rPr>
         <w:lastRenderedPageBreak/>
         <w:drawing>
-          <wp:inline distT="0" distB="0" distL="0" distR="0" wp14:anchorId="5BACD983" wp14:editId="272931BB">
+          <wp:inline distT="0" distB="0" distL="0" distR="0" wp14:anchorId="5BACD983" wp14:editId="799B9184">
             <wp:extent cx="5269230" cy="6796405"/>
             <wp:effectExtent l="0" t="0" r="7620" b="0"/>
             <wp:docPr id="1586059726" name="图片 10"/>
@@ -447,7 +447,7 @@
                     </pic:cNvPicPr>
                   </pic:nvPicPr>
                   <pic:blipFill>
-                    <a:blip r:embed="rId6" cstate="print">
+                    <a:blip r:embed="rId7" cstate="print">
                       <a:extLst>
                         <a:ext uri="{28A0092B-C50C-407E-A947-70E740481C1C}">
                           <a14:useLocalDpi xmlns:a14="http://schemas.microsoft.com/office/drawing/2010/main" val="0"/>
@@ -1905,25 +1905,7 @@
           <w:sz w:val="24"/>
           <w:szCs w:val="28"/>
         </w:rPr>
-        <w:t>耦合联动、权责清晰、数据流转有序，有效规避传统</w:t>
-      </w:r>
-      <w:proofErr w:type="spellStart"/>
-      <w:r>
-        <w:rPr>
-          <w:rFonts w:ascii="宋体" w:eastAsia="宋体" w:hAnsi="宋体" w:cs="Arial"/>
-          <w:sz w:val="24"/>
-          <w:szCs w:val="28"/>
-        </w:rPr>
-        <w:t>APP</w:t>
-      </w:r>
-      <w:proofErr w:type="spellEnd"/>
-      <w:r>
-        <w:rPr>
-          <w:rFonts w:ascii="宋体" w:eastAsia="宋体" w:hAnsi="宋体" w:cs="Arial"/>
-          <w:sz w:val="24"/>
-          <w:szCs w:val="28"/>
-        </w:rPr>
-        <w:t>功能卡顿、逻辑混乱、兼容性差的问题。其中，界面交互</w:t>
+        <w:t>耦合联动、权责清晰、数据流转有序，有效规避传统APP功能卡顿、逻辑混乱、兼容性差的问题。其中，界面交互</w:t>
       </w:r>
       <w:proofErr w:type="gramStart"/>
       <w:r>
@@ -2427,7 +2409,27 @@
           <w:sz w:val="24"/>
           <w:szCs w:val="28"/>
         </w:rPr>
-        <w:t>全维度历史数据回溯模块</w:t>
+        <w:t>全维</w:t>
+      </w:r>
+      <w:proofErr w:type="gramStart"/>
+      <w:r>
+        <w:rPr>
+          <w:rFonts w:ascii="宋体" w:eastAsia="宋体" w:hAnsi="宋体" w:cs="Arial"/>
+          <w:b/>
+          <w:sz w:val="24"/>
+          <w:szCs w:val="28"/>
+        </w:rPr>
+        <w:t>度历史</w:t>
+      </w:r>
+      <w:proofErr w:type="gramEnd"/>
+      <w:r>
+        <w:rPr>
+          <w:rFonts w:ascii="宋体" w:eastAsia="宋体" w:hAnsi="宋体" w:cs="Arial"/>
+          <w:b/>
+          <w:sz w:val="24"/>
+          <w:szCs w:val="28"/>
+        </w:rPr>
+        <w:t>数据回溯模块</w:t>
       </w:r>
       <w:r>
         <w:rPr>
@@ -2500,7 +2502,7 @@
                     <pic:cNvPicPr/>
                   </pic:nvPicPr>
                   <pic:blipFill>
-                    <a:blip r:embed="rId7"/>
+                    <a:blip r:embed="rId8"/>
                     <a:stretch/>
                   </pic:blipFill>
                   <pic:spPr>
@@ -2947,6 +2949,1414 @@
         <w:t>、高频次指令交互、长时间后台运行等极限场景下的APP运行状态，优化数据加密机制、离线缓存策略、断线重连逻辑，解决画面卡顿、指令延迟、消息漏推、闪退卡顿、界面适配异常等问题，保障双端交互全程流畅、稳定、精准，全方位提升用户人机交互体验。</w:t>
       </w:r>
     </w:p>
+    <w:p>
+      <w:pPr>
+        <w:pStyle w:val="21bc9c4b-6a32-43e5-beaa-fd2d792c5735"/>
+        <w:jc w:val="center"/>
+      </w:pPr>
+      <w:bookmarkStart w:id="0" w:name="_Toc232666176"/>
+      <w:r>
+        <w:rPr>
+          <w:rFonts w:hint="eastAsia"/>
+        </w:rPr>
+        <w:t>参考文献</w:t>
+      </w:r>
+      <w:bookmarkEnd w:id="0"/>
+    </w:p>
+    <w:p>
+      <w:pPr>
+        <w:pStyle w:val="a9"/>
+        <w:numPr>
+          <w:ilvl w:val="0"/>
+          <w:numId w:val="1"/>
+        </w:numPr>
+        <w:spacing w:after="160" w:line="278" w:lineRule="auto"/>
+        <w:contextualSpacing w:val="0"/>
+        <w:jc w:val="left"/>
+        <w:rPr>
+          <w:rFonts w:ascii="Times New Roman" w:eastAsia="宋体" w:hAnsi="Times New Roman" w:cs="Times New Roman"/>
+        </w:rPr>
+      </w:pPr>
+      <w:r>
+        <w:rPr>
+          <w:rFonts w:ascii="Times New Roman" w:eastAsia="宋体" w:hAnsi="Times New Roman" w:cs="Times New Roman"/>
+        </w:rPr>
+        <w:t>钟豪</w:t>
+      </w:r>
+      <w:r>
+        <w:rPr>
+          <w:rFonts w:ascii="Times New Roman" w:eastAsia="宋体" w:hAnsi="Times New Roman" w:cs="Times New Roman"/>
+        </w:rPr>
+        <w:t>,</w:t>
+      </w:r>
+      <w:r>
+        <w:rPr>
+          <w:rFonts w:ascii="Times New Roman" w:eastAsia="宋体" w:hAnsi="Times New Roman" w:cs="Times New Roman"/>
+        </w:rPr>
+        <w:t>吴文福</w:t>
+      </w:r>
+      <w:r>
+        <w:rPr>
+          <w:rFonts w:ascii="Times New Roman" w:eastAsia="宋体" w:hAnsi="Times New Roman" w:cs="Times New Roman"/>
+        </w:rPr>
+        <w:t>,</w:t>
+      </w:r>
+      <w:r>
+        <w:rPr>
+          <w:rFonts w:ascii="Times New Roman" w:eastAsia="宋体" w:hAnsi="Times New Roman" w:cs="Times New Roman"/>
+        </w:rPr>
+        <w:t>尹慧敏</w:t>
+      </w:r>
+      <w:r>
+        <w:rPr>
+          <w:rFonts w:ascii="Times New Roman" w:eastAsia="宋体" w:hAnsi="Times New Roman" w:cs="Times New Roman"/>
+        </w:rPr>
+        <w:t>,</w:t>
+      </w:r>
+      <w:r>
+        <w:rPr>
+          <w:rFonts w:ascii="Times New Roman" w:eastAsia="宋体" w:hAnsi="Times New Roman" w:cs="Times New Roman"/>
+        </w:rPr>
+        <w:t>等</w:t>
+      </w:r>
+      <w:r>
+        <w:rPr>
+          <w:rFonts w:ascii="Times New Roman" w:eastAsia="宋体" w:hAnsi="Times New Roman" w:cs="Times New Roman"/>
+        </w:rPr>
+        <w:t>.</w:t>
+      </w:r>
+      <w:r>
+        <w:rPr>
+          <w:rFonts w:ascii="Times New Roman" w:eastAsia="宋体" w:hAnsi="Times New Roman" w:cs="Times New Roman"/>
+        </w:rPr>
+        <w:t>基于</w:t>
+      </w:r>
+      <w:r>
+        <w:rPr>
+          <w:rFonts w:ascii="Times New Roman" w:eastAsia="宋体" w:hAnsi="Times New Roman" w:cs="Times New Roman"/>
+        </w:rPr>
+        <w:t>STM32</w:t>
+      </w:r>
+      <w:r>
+        <w:rPr>
+          <w:rFonts w:ascii="Times New Roman" w:eastAsia="宋体" w:hAnsi="Times New Roman" w:cs="Times New Roman"/>
+        </w:rPr>
+        <w:t>与物联网的粮仓智能巡检机器人系统设计</w:t>
+      </w:r>
+      <w:r>
+        <w:rPr>
+          <w:rFonts w:ascii="Times New Roman" w:eastAsia="宋体" w:hAnsi="Times New Roman" w:cs="Times New Roman"/>
+        </w:rPr>
+        <w:t>[J/OL].</w:t>
+      </w:r>
+      <w:r>
+        <w:rPr>
+          <w:rFonts w:ascii="Times New Roman" w:eastAsia="宋体" w:hAnsi="Times New Roman" w:cs="Times New Roman"/>
+        </w:rPr>
+        <w:t>吉林农业大学学报</w:t>
+      </w:r>
+      <w:r>
+        <w:rPr>
+          <w:rFonts w:ascii="Times New Roman" w:eastAsia="宋体" w:hAnsi="Times New Roman" w:cs="Times New Roman"/>
+        </w:rPr>
+        <w:t>,1-12[2026-04-17].https://link.cnki.net/urlid/22.1100.S.20260411.1456.002.</w:t>
+      </w:r>
+    </w:p>
+    <w:p>
+      <w:pPr>
+        <w:pStyle w:val="a9"/>
+        <w:numPr>
+          <w:ilvl w:val="0"/>
+          <w:numId w:val="1"/>
+        </w:numPr>
+        <w:spacing w:after="160" w:line="278" w:lineRule="auto"/>
+        <w:contextualSpacing w:val="0"/>
+        <w:jc w:val="left"/>
+        <w:rPr>
+          <w:rFonts w:ascii="Times New Roman" w:eastAsia="宋体" w:hAnsi="Times New Roman" w:cs="Times New Roman"/>
+        </w:rPr>
+      </w:pPr>
+      <w:r>
+        <w:rPr>
+          <w:rFonts w:ascii="Times New Roman" w:eastAsia="宋体" w:hAnsi="Times New Roman" w:cs="Times New Roman"/>
+        </w:rPr>
+        <w:t>张茜</w:t>
+      </w:r>
+      <w:r>
+        <w:rPr>
+          <w:rFonts w:ascii="Times New Roman" w:eastAsia="宋体" w:hAnsi="Times New Roman" w:cs="Times New Roman"/>
+        </w:rPr>
+        <w:t>,</w:t>
+      </w:r>
+      <w:r>
+        <w:rPr>
+          <w:rFonts w:ascii="Times New Roman" w:eastAsia="宋体" w:hAnsi="Times New Roman" w:cs="Times New Roman"/>
+        </w:rPr>
+        <w:t>郭博雨</w:t>
+      </w:r>
+      <w:r>
+        <w:rPr>
+          <w:rFonts w:ascii="Times New Roman" w:eastAsia="宋体" w:hAnsi="Times New Roman" w:cs="Times New Roman"/>
+        </w:rPr>
+        <w:t>.</w:t>
+      </w:r>
+      <w:r>
+        <w:rPr>
+          <w:rFonts w:ascii="Times New Roman" w:eastAsia="宋体" w:hAnsi="Times New Roman" w:cs="Times New Roman"/>
+        </w:rPr>
+        <w:t>基于</w:t>
+      </w:r>
+      <w:r>
+        <w:rPr>
+          <w:rFonts w:ascii="Times New Roman" w:eastAsia="宋体" w:hAnsi="Times New Roman" w:cs="Times New Roman"/>
+        </w:rPr>
+        <w:t>ROS</w:t>
+      </w:r>
+      <w:r>
+        <w:rPr>
+          <w:rFonts w:ascii="Times New Roman" w:eastAsia="宋体" w:hAnsi="Times New Roman" w:cs="Times New Roman"/>
+        </w:rPr>
+        <w:t>的自主跟随式医疗辅助机器人设计</w:t>
+      </w:r>
+      <w:r>
+        <w:rPr>
+          <w:rFonts w:ascii="Times New Roman" w:eastAsia="宋体" w:hAnsi="Times New Roman" w:cs="Times New Roman"/>
+        </w:rPr>
+        <w:t>[J].</w:t>
+      </w:r>
+      <w:r>
+        <w:rPr>
+          <w:rFonts w:ascii="Times New Roman" w:eastAsia="宋体" w:hAnsi="Times New Roman" w:cs="Times New Roman"/>
+        </w:rPr>
+        <w:t>自动化应用</w:t>
+      </w:r>
+      <w:r>
+        <w:rPr>
+          <w:rFonts w:ascii="Times New Roman" w:eastAsia="宋体" w:hAnsi="Times New Roman" w:cs="Times New Roman"/>
+        </w:rPr>
+        <w:t>,2025,66(06):28-29+</w:t>
+      </w:r>
+      <w:proofErr w:type="gramStart"/>
+      <w:r>
+        <w:rPr>
+          <w:rFonts w:ascii="Times New Roman" w:eastAsia="宋体" w:hAnsi="Times New Roman" w:cs="Times New Roman"/>
+        </w:rPr>
+        <w:t>32.DOI:10.19769/j.zdhy</w:t>
+      </w:r>
+      <w:proofErr w:type="gramEnd"/>
+      <w:r>
+        <w:rPr>
+          <w:rFonts w:ascii="Times New Roman" w:eastAsia="宋体" w:hAnsi="Times New Roman" w:cs="Times New Roman"/>
+        </w:rPr>
+        <w:t>.2025.06.009.</w:t>
+      </w:r>
+    </w:p>
+    <w:p>
+      <w:pPr>
+        <w:pStyle w:val="a9"/>
+        <w:numPr>
+          <w:ilvl w:val="0"/>
+          <w:numId w:val="1"/>
+        </w:numPr>
+        <w:spacing w:after="160" w:line="278" w:lineRule="auto"/>
+        <w:contextualSpacing w:val="0"/>
+        <w:jc w:val="left"/>
+        <w:rPr>
+          <w:rFonts w:ascii="Times New Roman" w:eastAsia="宋体" w:hAnsi="Times New Roman" w:cs="Times New Roman"/>
+        </w:rPr>
+      </w:pPr>
+      <w:r>
+        <w:rPr>
+          <w:rFonts w:ascii="Times New Roman" w:eastAsia="宋体" w:hAnsi="Times New Roman" w:cs="Times New Roman"/>
+        </w:rPr>
+        <w:t>翟延超</w:t>
+      </w:r>
+      <w:r>
+        <w:rPr>
+          <w:rFonts w:ascii="Times New Roman" w:eastAsia="宋体" w:hAnsi="Times New Roman" w:cs="Times New Roman"/>
+        </w:rPr>
+        <w:t>.</w:t>
+      </w:r>
+      <w:r>
+        <w:rPr>
+          <w:rFonts w:ascii="Times New Roman" w:eastAsia="宋体" w:hAnsi="Times New Roman" w:cs="Times New Roman"/>
+        </w:rPr>
+        <w:t>基于多传感器融合的自主跟随机器人关键技术研究</w:t>
+      </w:r>
+      <w:r>
+        <w:rPr>
+          <w:rFonts w:ascii="Times New Roman" w:eastAsia="宋体" w:hAnsi="Times New Roman" w:cs="Times New Roman"/>
+        </w:rPr>
+        <w:t>[D].</w:t>
+      </w:r>
+      <w:r>
+        <w:rPr>
+          <w:rFonts w:ascii="Times New Roman" w:eastAsia="宋体" w:hAnsi="Times New Roman" w:cs="Times New Roman"/>
+        </w:rPr>
+        <w:t>西安建筑科技大学</w:t>
+      </w:r>
+      <w:r>
+        <w:rPr>
+          <w:rFonts w:ascii="Times New Roman" w:eastAsia="宋体" w:hAnsi="Times New Roman" w:cs="Times New Roman"/>
+        </w:rPr>
+        <w:t>,2024.</w:t>
+      </w:r>
+      <w:proofErr w:type="gramStart"/>
+      <w:r>
+        <w:rPr>
+          <w:rFonts w:ascii="Times New Roman" w:eastAsia="宋体" w:hAnsi="Times New Roman" w:cs="Times New Roman"/>
+        </w:rPr>
+        <w:t>DOI:10.27393/d.cnki.gxazu</w:t>
+      </w:r>
+      <w:proofErr w:type="gramEnd"/>
+      <w:r>
+        <w:rPr>
+          <w:rFonts w:ascii="Times New Roman" w:eastAsia="宋体" w:hAnsi="Times New Roman" w:cs="Times New Roman"/>
+        </w:rPr>
+        <w:t>.2024.000606.</w:t>
+      </w:r>
+    </w:p>
+    <w:p>
+      <w:pPr>
+        <w:pStyle w:val="a9"/>
+        <w:numPr>
+          <w:ilvl w:val="0"/>
+          <w:numId w:val="1"/>
+        </w:numPr>
+        <w:spacing w:after="160" w:line="278" w:lineRule="auto"/>
+        <w:contextualSpacing w:val="0"/>
+        <w:jc w:val="left"/>
+        <w:rPr>
+          <w:rFonts w:ascii="Times New Roman" w:eastAsia="宋体" w:hAnsi="Times New Roman" w:cs="Times New Roman"/>
+        </w:rPr>
+      </w:pPr>
+      <w:r>
+        <w:rPr>
+          <w:rFonts w:ascii="Times New Roman" w:eastAsia="宋体" w:hAnsi="Times New Roman" w:cs="Times New Roman"/>
+        </w:rPr>
+        <w:t>李紫妍</w:t>
+      </w:r>
+      <w:r>
+        <w:rPr>
+          <w:rFonts w:ascii="Times New Roman" w:eastAsia="宋体" w:hAnsi="Times New Roman" w:cs="Times New Roman"/>
+        </w:rPr>
+        <w:t>.</w:t>
+      </w:r>
+      <w:r>
+        <w:rPr>
+          <w:rFonts w:ascii="Times New Roman" w:eastAsia="宋体" w:hAnsi="Times New Roman" w:cs="Times New Roman"/>
+        </w:rPr>
+        <w:t>基于情感共生理念的宠物犬陪伴机器人设计研究</w:t>
+      </w:r>
+      <w:r>
+        <w:rPr>
+          <w:rFonts w:ascii="Times New Roman" w:eastAsia="宋体" w:hAnsi="Times New Roman" w:cs="Times New Roman"/>
+        </w:rPr>
+        <w:t>[D].</w:t>
+      </w:r>
+      <w:r>
+        <w:rPr>
+          <w:rFonts w:ascii="Times New Roman" w:eastAsia="宋体" w:hAnsi="Times New Roman" w:cs="Times New Roman"/>
+        </w:rPr>
+        <w:t>北京化工大学</w:t>
+      </w:r>
+      <w:r>
+        <w:rPr>
+          <w:rFonts w:ascii="Times New Roman" w:eastAsia="宋体" w:hAnsi="Times New Roman" w:cs="Times New Roman"/>
+        </w:rPr>
+        <w:t>,2024.</w:t>
+      </w:r>
+      <w:proofErr w:type="gramStart"/>
+      <w:r>
+        <w:rPr>
+          <w:rFonts w:ascii="Times New Roman" w:eastAsia="宋体" w:hAnsi="Times New Roman" w:cs="Times New Roman"/>
+        </w:rPr>
+        <w:t>DOI:10.26939/d.cnki.gbhgu</w:t>
+      </w:r>
+      <w:proofErr w:type="gramEnd"/>
+      <w:r>
+        <w:rPr>
+          <w:rFonts w:ascii="Times New Roman" w:eastAsia="宋体" w:hAnsi="Times New Roman" w:cs="Times New Roman"/>
+        </w:rPr>
+        <w:t>.2024.000439.</w:t>
+      </w:r>
+    </w:p>
+    <w:p>
+      <w:pPr>
+        <w:pStyle w:val="a9"/>
+        <w:numPr>
+          <w:ilvl w:val="0"/>
+          <w:numId w:val="1"/>
+        </w:numPr>
+        <w:spacing w:after="160" w:line="278" w:lineRule="auto"/>
+        <w:contextualSpacing w:val="0"/>
+        <w:jc w:val="left"/>
+        <w:rPr>
+          <w:rFonts w:ascii="Times New Roman" w:eastAsia="宋体" w:hAnsi="Times New Roman" w:cs="Times New Roman"/>
+        </w:rPr>
+      </w:pPr>
+      <w:r>
+        <w:rPr>
+          <w:rFonts w:ascii="Times New Roman" w:eastAsia="宋体" w:hAnsi="Times New Roman" w:cs="Times New Roman"/>
+        </w:rPr>
+        <w:t>李敏</w:t>
+      </w:r>
+      <w:r>
+        <w:rPr>
+          <w:rFonts w:ascii="Times New Roman" w:eastAsia="宋体" w:hAnsi="Times New Roman" w:cs="Times New Roman"/>
+        </w:rPr>
+        <w:t>,</w:t>
+      </w:r>
+      <w:r>
+        <w:rPr>
+          <w:rFonts w:ascii="Times New Roman" w:eastAsia="宋体" w:hAnsi="Times New Roman" w:cs="Times New Roman"/>
+        </w:rPr>
+        <w:t>李嘉</w:t>
+      </w:r>
+      <w:r>
+        <w:rPr>
+          <w:rFonts w:ascii="Times New Roman" w:eastAsia="宋体" w:hAnsi="Times New Roman" w:cs="Times New Roman"/>
+        </w:rPr>
+        <w:t>.</w:t>
+      </w:r>
+      <w:r>
+        <w:rPr>
+          <w:rFonts w:ascii="Times New Roman" w:eastAsia="宋体" w:hAnsi="Times New Roman" w:cs="Times New Roman"/>
+        </w:rPr>
+        <w:t>基于宠物心理角度的宠物陪伴型机器人设计研究</w:t>
+      </w:r>
+      <w:r>
+        <w:rPr>
+          <w:rFonts w:ascii="Times New Roman" w:eastAsia="宋体" w:hAnsi="Times New Roman" w:cs="Times New Roman"/>
+        </w:rPr>
+        <w:t>[J].</w:t>
+      </w:r>
+      <w:r>
+        <w:rPr>
+          <w:rFonts w:ascii="Times New Roman" w:eastAsia="宋体" w:hAnsi="Times New Roman" w:cs="Times New Roman"/>
+        </w:rPr>
+        <w:t>大众文艺</w:t>
+      </w:r>
+      <w:r>
+        <w:rPr>
+          <w:rFonts w:ascii="Times New Roman" w:eastAsia="宋体" w:hAnsi="Times New Roman" w:cs="Times New Roman"/>
+        </w:rPr>
+        <w:t>,2018,(24):</w:t>
+      </w:r>
+      <w:proofErr w:type="gramStart"/>
+      <w:r>
+        <w:rPr>
+          <w:rFonts w:ascii="Times New Roman" w:eastAsia="宋体" w:hAnsi="Times New Roman" w:cs="Times New Roman"/>
+        </w:rPr>
+        <w:t>82-83.DOI:10.20112/j.cnki.issn</w:t>
+      </w:r>
+      <w:proofErr w:type="gramEnd"/>
+      <w:r>
+        <w:rPr>
+          <w:rFonts w:ascii="Times New Roman" w:eastAsia="宋体" w:hAnsi="Times New Roman" w:cs="Times New Roman"/>
+        </w:rPr>
+        <w:t>1007-5828.2018.24.056.</w:t>
+      </w:r>
+    </w:p>
+    <w:p>
+      <w:pPr>
+        <w:pStyle w:val="a9"/>
+        <w:numPr>
+          <w:ilvl w:val="0"/>
+          <w:numId w:val="1"/>
+        </w:numPr>
+        <w:spacing w:after="160" w:line="278" w:lineRule="auto"/>
+        <w:contextualSpacing w:val="0"/>
+        <w:jc w:val="left"/>
+        <w:rPr>
+          <w:rFonts w:ascii="Times New Roman" w:eastAsia="宋体" w:hAnsi="Times New Roman" w:cs="Times New Roman"/>
+        </w:rPr>
+      </w:pPr>
+      <w:r>
+        <w:rPr>
+          <w:rFonts w:ascii="Times New Roman" w:eastAsia="宋体" w:hAnsi="Times New Roman" w:cs="Times New Roman"/>
+        </w:rPr>
+        <w:t>姜海东</w:t>
+      </w:r>
+      <w:r>
+        <w:rPr>
+          <w:rFonts w:ascii="Times New Roman" w:eastAsia="宋体" w:hAnsi="Times New Roman" w:cs="Times New Roman"/>
+        </w:rPr>
+        <w:t>,</w:t>
+      </w:r>
+      <w:r>
+        <w:rPr>
+          <w:rFonts w:ascii="Times New Roman" w:eastAsia="宋体" w:hAnsi="Times New Roman" w:cs="Times New Roman"/>
+        </w:rPr>
+        <w:t>姜小宾</w:t>
+      </w:r>
+      <w:r>
+        <w:rPr>
+          <w:rFonts w:ascii="Times New Roman" w:eastAsia="宋体" w:hAnsi="Times New Roman" w:cs="Times New Roman"/>
+        </w:rPr>
+        <w:t>,</w:t>
+      </w:r>
+      <w:r>
+        <w:rPr>
+          <w:rFonts w:ascii="Times New Roman" w:eastAsia="宋体" w:hAnsi="Times New Roman" w:cs="Times New Roman"/>
+        </w:rPr>
+        <w:t>陆晓忠</w:t>
+      </w:r>
+      <w:r>
+        <w:rPr>
+          <w:rFonts w:ascii="Times New Roman" w:eastAsia="宋体" w:hAnsi="Times New Roman" w:cs="Times New Roman"/>
+        </w:rPr>
+        <w:t>,</w:t>
+      </w:r>
+      <w:r>
+        <w:rPr>
+          <w:rFonts w:ascii="Times New Roman" w:eastAsia="宋体" w:hAnsi="Times New Roman" w:cs="Times New Roman"/>
+        </w:rPr>
+        <w:t>等</w:t>
+      </w:r>
+      <w:r>
+        <w:rPr>
+          <w:rFonts w:ascii="Times New Roman" w:eastAsia="宋体" w:hAnsi="Times New Roman" w:cs="Times New Roman"/>
+        </w:rPr>
+        <w:t>.</w:t>
+      </w:r>
+      <w:r>
+        <w:rPr>
+          <w:rFonts w:ascii="Times New Roman" w:eastAsia="宋体" w:hAnsi="Times New Roman" w:cs="Times New Roman"/>
+        </w:rPr>
+        <w:t>基于多传感信息融合的配电室无人值守智慧巡检技术研究</w:t>
+      </w:r>
+      <w:r>
+        <w:rPr>
+          <w:rFonts w:ascii="Times New Roman" w:eastAsia="宋体" w:hAnsi="Times New Roman" w:cs="Times New Roman"/>
+        </w:rPr>
+        <w:t>[J].</w:t>
+      </w:r>
+      <w:r>
+        <w:rPr>
+          <w:rFonts w:ascii="Times New Roman" w:eastAsia="宋体" w:hAnsi="Times New Roman" w:cs="Times New Roman"/>
+        </w:rPr>
+        <w:t>电力设备管理</w:t>
+      </w:r>
+      <w:r>
+        <w:rPr>
+          <w:rFonts w:ascii="Times New Roman" w:eastAsia="宋体" w:hAnsi="Times New Roman" w:cs="Times New Roman"/>
+        </w:rPr>
+        <w:t>,2026,(03):</w:t>
+      </w:r>
+      <w:proofErr w:type="gramStart"/>
+      <w:r>
+        <w:rPr>
+          <w:rFonts w:ascii="Times New Roman" w:eastAsia="宋体" w:hAnsi="Times New Roman" w:cs="Times New Roman"/>
+        </w:rPr>
+        <w:t>180-182.DOI:10.26977/j.cnki.dlsbgl</w:t>
+      </w:r>
+      <w:proofErr w:type="gramEnd"/>
+      <w:r>
+        <w:rPr>
+          <w:rFonts w:ascii="Times New Roman" w:eastAsia="宋体" w:hAnsi="Times New Roman" w:cs="Times New Roman"/>
+        </w:rPr>
+        <w:t>.2026.03.079.</w:t>
+      </w:r>
+    </w:p>
+    <w:p>
+      <w:pPr>
+        <w:pStyle w:val="a9"/>
+        <w:numPr>
+          <w:ilvl w:val="0"/>
+          <w:numId w:val="1"/>
+        </w:numPr>
+        <w:spacing w:after="160" w:line="278" w:lineRule="auto"/>
+        <w:contextualSpacing w:val="0"/>
+        <w:jc w:val="left"/>
+        <w:rPr>
+          <w:rFonts w:ascii="Times New Roman" w:eastAsia="宋体" w:hAnsi="Times New Roman" w:cs="Times New Roman"/>
+        </w:rPr>
+      </w:pPr>
+      <w:r>
+        <w:rPr>
+          <w:rFonts w:ascii="Times New Roman" w:eastAsia="宋体" w:hAnsi="Times New Roman" w:cs="Times New Roman"/>
+        </w:rPr>
+        <w:t>苗雨</w:t>
+      </w:r>
+      <w:r>
+        <w:rPr>
+          <w:rFonts w:ascii="Times New Roman" w:eastAsia="宋体" w:hAnsi="Times New Roman" w:cs="Times New Roman"/>
+        </w:rPr>
+        <w:t>.</w:t>
+      </w:r>
+      <w:r>
+        <w:rPr>
+          <w:rFonts w:ascii="Times New Roman" w:eastAsia="宋体" w:hAnsi="Times New Roman" w:cs="Times New Roman"/>
+        </w:rPr>
+        <w:t>基于</w:t>
+      </w:r>
+      <w:r>
+        <w:rPr>
+          <w:rFonts w:ascii="Times New Roman" w:eastAsia="宋体" w:hAnsi="Times New Roman" w:cs="Times New Roman"/>
+        </w:rPr>
+        <w:t>PID</w:t>
+      </w:r>
+      <w:r>
+        <w:rPr>
+          <w:rFonts w:ascii="Times New Roman" w:eastAsia="宋体" w:hAnsi="Times New Roman" w:cs="Times New Roman"/>
+        </w:rPr>
+        <w:t>控制的循迹小车路径跟踪算法优化研究</w:t>
+      </w:r>
+      <w:r>
+        <w:rPr>
+          <w:rFonts w:ascii="Times New Roman" w:eastAsia="宋体" w:hAnsi="Times New Roman" w:cs="Times New Roman"/>
+        </w:rPr>
+        <w:t>[J].</w:t>
+      </w:r>
+      <w:r>
+        <w:rPr>
+          <w:rFonts w:ascii="Times New Roman" w:eastAsia="宋体" w:hAnsi="Times New Roman" w:cs="Times New Roman"/>
+        </w:rPr>
+        <w:t>信息与电脑</w:t>
+      </w:r>
+      <w:r>
+        <w:rPr>
+          <w:rFonts w:ascii="Times New Roman" w:eastAsia="宋体" w:hAnsi="Times New Roman" w:cs="Times New Roman"/>
+        </w:rPr>
+        <w:t>,2025,37(23):72-74.</w:t>
+      </w:r>
+    </w:p>
+    <w:p>
+      <w:pPr>
+        <w:pStyle w:val="a9"/>
+        <w:numPr>
+          <w:ilvl w:val="0"/>
+          <w:numId w:val="1"/>
+        </w:numPr>
+        <w:spacing w:after="160" w:line="278" w:lineRule="auto"/>
+        <w:contextualSpacing w:val="0"/>
+        <w:jc w:val="left"/>
+        <w:rPr>
+          <w:rFonts w:ascii="Times New Roman" w:eastAsia="宋体" w:hAnsi="Times New Roman" w:cs="Times New Roman"/>
+        </w:rPr>
+      </w:pPr>
+      <w:r>
+        <w:rPr>
+          <w:rFonts w:ascii="Times New Roman" w:eastAsia="宋体" w:hAnsi="Times New Roman" w:cs="Times New Roman"/>
+        </w:rPr>
+        <w:t>潘俊霖</w:t>
+      </w:r>
+      <w:r>
+        <w:rPr>
+          <w:rFonts w:ascii="Times New Roman" w:eastAsia="宋体" w:hAnsi="Times New Roman" w:cs="Times New Roman"/>
+        </w:rPr>
+        <w:t>,</w:t>
+      </w:r>
+      <w:r>
+        <w:rPr>
+          <w:rFonts w:ascii="Times New Roman" w:eastAsia="宋体" w:hAnsi="Times New Roman" w:cs="Times New Roman"/>
+        </w:rPr>
+        <w:t>邱健斌</w:t>
+      </w:r>
+      <w:r>
+        <w:rPr>
+          <w:rFonts w:ascii="Times New Roman" w:eastAsia="宋体" w:hAnsi="Times New Roman" w:cs="Times New Roman"/>
+        </w:rPr>
+        <w:t>,</w:t>
+      </w:r>
+      <w:r>
+        <w:rPr>
+          <w:rFonts w:ascii="Times New Roman" w:eastAsia="宋体" w:hAnsi="Times New Roman" w:cs="Times New Roman"/>
+        </w:rPr>
+        <w:t>许瑞</w:t>
+      </w:r>
+      <w:r>
+        <w:rPr>
+          <w:rFonts w:ascii="Times New Roman" w:eastAsia="宋体" w:hAnsi="Times New Roman" w:cs="Times New Roman"/>
+        </w:rPr>
+        <w:t xml:space="preserve">. </w:t>
+      </w:r>
+      <w:r>
+        <w:rPr>
+          <w:rFonts w:ascii="Times New Roman" w:eastAsia="宋体" w:hAnsi="Times New Roman" w:cs="Times New Roman"/>
+        </w:rPr>
+        <w:t>基于</w:t>
+      </w:r>
+      <w:r>
+        <w:rPr>
+          <w:rFonts w:ascii="Times New Roman" w:eastAsia="宋体" w:hAnsi="Times New Roman" w:cs="Times New Roman"/>
+        </w:rPr>
+        <w:t>MATLAB</w:t>
+      </w:r>
+      <w:r>
+        <w:rPr>
+          <w:rFonts w:ascii="Times New Roman" w:eastAsia="宋体" w:hAnsi="Times New Roman" w:cs="Times New Roman"/>
+        </w:rPr>
+        <w:t>的智能小车路径识别及其算法优化</w:t>
+      </w:r>
+      <w:r>
+        <w:rPr>
+          <w:rFonts w:ascii="Times New Roman" w:eastAsia="宋体" w:hAnsi="Times New Roman" w:cs="Times New Roman"/>
+        </w:rPr>
+        <w:t>[J].</w:t>
+      </w:r>
+      <w:r>
+        <w:rPr>
+          <w:rFonts w:ascii="Times New Roman" w:eastAsia="宋体" w:hAnsi="Times New Roman" w:cs="Times New Roman"/>
+        </w:rPr>
+        <w:t>汽车实用技术</w:t>
+      </w:r>
+      <w:r>
+        <w:rPr>
+          <w:rFonts w:ascii="Times New Roman" w:eastAsia="宋体" w:hAnsi="Times New Roman" w:cs="Times New Roman"/>
+        </w:rPr>
+        <w:t>,2025,50(19):</w:t>
+      </w:r>
+      <w:proofErr w:type="gramStart"/>
+      <w:r>
+        <w:rPr>
+          <w:rFonts w:ascii="Times New Roman" w:eastAsia="宋体" w:hAnsi="Times New Roman" w:cs="Times New Roman"/>
+        </w:rPr>
+        <w:t>37-42.DOI:10.16638/j.cnki</w:t>
+      </w:r>
+      <w:proofErr w:type="gramEnd"/>
+      <w:r>
+        <w:rPr>
+          <w:rFonts w:ascii="Times New Roman" w:eastAsia="宋体" w:hAnsi="Times New Roman" w:cs="Times New Roman"/>
+        </w:rPr>
+        <w:t>.1671-7988.2025.019.007.</w:t>
+      </w:r>
+    </w:p>
+    <w:p>
+      <w:pPr>
+        <w:pStyle w:val="a9"/>
+        <w:numPr>
+          <w:ilvl w:val="0"/>
+          <w:numId w:val="1"/>
+        </w:numPr>
+        <w:spacing w:after="160" w:line="278" w:lineRule="auto"/>
+        <w:contextualSpacing w:val="0"/>
+        <w:jc w:val="left"/>
+        <w:rPr>
+          <w:rFonts w:ascii="Times New Roman" w:eastAsia="宋体" w:hAnsi="Times New Roman" w:cs="Times New Roman"/>
+        </w:rPr>
+      </w:pPr>
+      <w:r>
+        <w:rPr>
+          <w:rFonts w:ascii="Times New Roman" w:eastAsia="宋体" w:hAnsi="Times New Roman" w:cs="Times New Roman"/>
+        </w:rPr>
+        <w:t>夏紫涵</w:t>
+      </w:r>
+      <w:r>
+        <w:rPr>
+          <w:rFonts w:ascii="Times New Roman" w:eastAsia="宋体" w:hAnsi="Times New Roman" w:cs="Times New Roman"/>
+        </w:rPr>
+        <w:t>,</w:t>
+      </w:r>
+      <w:r>
+        <w:rPr>
+          <w:rFonts w:ascii="Times New Roman" w:eastAsia="宋体" w:hAnsi="Times New Roman" w:cs="Times New Roman"/>
+        </w:rPr>
+        <w:t>马基法</w:t>
+      </w:r>
+      <w:r>
+        <w:rPr>
+          <w:rFonts w:ascii="Times New Roman" w:eastAsia="宋体" w:hAnsi="Times New Roman" w:cs="Times New Roman"/>
+        </w:rPr>
+        <w:t xml:space="preserve">. </w:t>
+      </w:r>
+      <w:r>
+        <w:rPr>
+          <w:rFonts w:ascii="Times New Roman" w:eastAsia="宋体" w:hAnsi="Times New Roman" w:cs="Times New Roman"/>
+        </w:rPr>
+        <w:t>全自动宠物喂食互动机器人</w:t>
+      </w:r>
+      <w:r>
+        <w:rPr>
+          <w:rFonts w:ascii="Times New Roman" w:eastAsia="宋体" w:hAnsi="Times New Roman" w:cs="Times New Roman"/>
+        </w:rPr>
+        <w:t>[J].</w:t>
+      </w:r>
+      <w:r>
+        <w:rPr>
+          <w:rFonts w:ascii="Times New Roman" w:eastAsia="宋体" w:hAnsi="Times New Roman" w:cs="Times New Roman"/>
+        </w:rPr>
+        <w:t>科学大众</w:t>
+      </w:r>
+      <w:r>
+        <w:rPr>
+          <w:rFonts w:ascii="Times New Roman" w:eastAsia="宋体" w:hAnsi="Times New Roman" w:cs="Times New Roman"/>
+        </w:rPr>
+        <w:t>(</w:t>
+      </w:r>
+      <w:r>
+        <w:rPr>
+          <w:rFonts w:ascii="Times New Roman" w:eastAsia="宋体" w:hAnsi="Times New Roman" w:cs="Times New Roman"/>
+        </w:rPr>
+        <w:t>小学版</w:t>
+      </w:r>
+      <w:r>
+        <w:rPr>
+          <w:rFonts w:ascii="Times New Roman" w:eastAsia="宋体" w:hAnsi="Times New Roman" w:cs="Times New Roman"/>
+        </w:rPr>
+        <w:t>),2025,(06):31.</w:t>
+      </w:r>
+    </w:p>
+    <w:p>
+      <w:pPr>
+        <w:pStyle w:val="a9"/>
+        <w:numPr>
+          <w:ilvl w:val="0"/>
+          <w:numId w:val="1"/>
+        </w:numPr>
+        <w:spacing w:after="160" w:line="278" w:lineRule="auto"/>
+        <w:contextualSpacing w:val="0"/>
+        <w:jc w:val="left"/>
+        <w:rPr>
+          <w:rFonts w:ascii="Times New Roman" w:eastAsia="宋体" w:hAnsi="Times New Roman" w:cs="Times New Roman"/>
+        </w:rPr>
+      </w:pPr>
+      <w:r>
+        <w:rPr>
+          <w:rFonts w:ascii="Times New Roman" w:eastAsia="宋体" w:hAnsi="Times New Roman" w:cs="Times New Roman"/>
+        </w:rPr>
+        <w:t>王传才</w:t>
+      </w:r>
+      <w:r>
+        <w:rPr>
+          <w:rFonts w:ascii="Times New Roman" w:eastAsia="宋体" w:hAnsi="Times New Roman" w:cs="Times New Roman"/>
+        </w:rPr>
+        <w:t>,</w:t>
+      </w:r>
+      <w:r>
+        <w:rPr>
+          <w:rFonts w:ascii="Times New Roman" w:eastAsia="宋体" w:hAnsi="Times New Roman" w:cs="Times New Roman"/>
+        </w:rPr>
+        <w:t>张笑恒</w:t>
+      </w:r>
+      <w:r>
+        <w:rPr>
+          <w:rFonts w:ascii="Times New Roman" w:eastAsia="宋体" w:hAnsi="Times New Roman" w:cs="Times New Roman"/>
+        </w:rPr>
+        <w:t>,</w:t>
+      </w:r>
+      <w:r>
+        <w:rPr>
+          <w:rFonts w:ascii="Times New Roman" w:eastAsia="宋体" w:hAnsi="Times New Roman" w:cs="Times New Roman"/>
+        </w:rPr>
+        <w:t>李继东</w:t>
+      </w:r>
+      <w:r>
+        <w:rPr>
+          <w:rFonts w:ascii="Times New Roman" w:eastAsia="宋体" w:hAnsi="Times New Roman" w:cs="Times New Roman"/>
+        </w:rPr>
+        <w:t>,</w:t>
+      </w:r>
+      <w:r>
+        <w:rPr>
+          <w:rFonts w:ascii="Times New Roman" w:eastAsia="宋体" w:hAnsi="Times New Roman" w:cs="Times New Roman"/>
+        </w:rPr>
+        <w:t>等</w:t>
+      </w:r>
+      <w:r>
+        <w:rPr>
+          <w:rFonts w:ascii="Times New Roman" w:eastAsia="宋体" w:hAnsi="Times New Roman" w:cs="Times New Roman"/>
+        </w:rPr>
+        <w:t xml:space="preserve">. </w:t>
+      </w:r>
+      <w:r>
+        <w:rPr>
+          <w:rFonts w:ascii="Times New Roman" w:eastAsia="宋体" w:hAnsi="Times New Roman" w:cs="Times New Roman"/>
+        </w:rPr>
+        <w:t>一种应对多障碍路况的智能小车自动寻迹控制系统</w:t>
+      </w:r>
+      <w:r>
+        <w:rPr>
+          <w:rFonts w:ascii="Times New Roman" w:eastAsia="宋体" w:hAnsi="Times New Roman" w:cs="Times New Roman"/>
+        </w:rPr>
+        <w:t>[J].</w:t>
+      </w:r>
+      <w:r>
+        <w:rPr>
+          <w:rFonts w:ascii="Times New Roman" w:eastAsia="宋体" w:hAnsi="Times New Roman" w:cs="Times New Roman"/>
+        </w:rPr>
+        <w:t>电脑知识与技术</w:t>
+      </w:r>
+      <w:r>
+        <w:rPr>
+          <w:rFonts w:ascii="Times New Roman" w:eastAsia="宋体" w:hAnsi="Times New Roman" w:cs="Times New Roman"/>
+        </w:rPr>
+        <w:t>,2024,20(28):</w:t>
+      </w:r>
+      <w:proofErr w:type="gramStart"/>
+      <w:r>
+        <w:rPr>
+          <w:rFonts w:ascii="Times New Roman" w:eastAsia="宋体" w:hAnsi="Times New Roman" w:cs="Times New Roman"/>
+        </w:rPr>
+        <w:t>20-22.DOI:10.14004/j.cnki.ckt</w:t>
+      </w:r>
+      <w:proofErr w:type="gramEnd"/>
+      <w:r>
+        <w:rPr>
+          <w:rFonts w:ascii="Times New Roman" w:eastAsia="宋体" w:hAnsi="Times New Roman" w:cs="Times New Roman"/>
+        </w:rPr>
+        <w:t>.2024.1500.</w:t>
+      </w:r>
+    </w:p>
+    <w:p>
+      <w:pPr>
+        <w:pStyle w:val="a9"/>
+        <w:numPr>
+          <w:ilvl w:val="0"/>
+          <w:numId w:val="1"/>
+        </w:numPr>
+        <w:spacing w:after="160" w:line="278" w:lineRule="auto"/>
+        <w:contextualSpacing w:val="0"/>
+        <w:jc w:val="left"/>
+        <w:rPr>
+          <w:rFonts w:ascii="Times New Roman" w:eastAsia="宋体" w:hAnsi="Times New Roman" w:cs="Times New Roman"/>
+        </w:rPr>
+      </w:pPr>
+      <w:r>
+        <w:rPr>
+          <w:rFonts w:ascii="Times New Roman" w:eastAsia="宋体" w:hAnsi="Times New Roman" w:cs="Times New Roman"/>
+        </w:rPr>
+        <w:t>文多</w:t>
+      </w:r>
+      <w:r>
+        <w:rPr>
+          <w:rFonts w:ascii="Times New Roman" w:eastAsia="宋体" w:hAnsi="Times New Roman" w:cs="Times New Roman"/>
+        </w:rPr>
+        <w:t>.</w:t>
+      </w:r>
+      <w:r>
+        <w:rPr>
+          <w:rFonts w:ascii="Times New Roman" w:eastAsia="宋体" w:hAnsi="Times New Roman" w:cs="Times New Roman"/>
+        </w:rPr>
+        <w:t>面向</w:t>
+      </w:r>
+      <w:r>
+        <w:rPr>
+          <w:rFonts w:ascii="Times New Roman" w:eastAsia="宋体" w:hAnsi="Times New Roman" w:cs="Times New Roman"/>
+        </w:rPr>
+        <w:t>Z</w:t>
+      </w:r>
+      <w:r>
+        <w:rPr>
+          <w:rFonts w:ascii="Times New Roman" w:eastAsia="宋体" w:hAnsi="Times New Roman" w:cs="Times New Roman"/>
+        </w:rPr>
+        <w:t>世代青年人的宠物机器人情感化设计研究</w:t>
+      </w:r>
+      <w:r>
+        <w:rPr>
+          <w:rFonts w:ascii="Times New Roman" w:eastAsia="宋体" w:hAnsi="Times New Roman" w:cs="Times New Roman"/>
+        </w:rPr>
+        <w:t>[D].</w:t>
+      </w:r>
+      <w:r>
+        <w:rPr>
+          <w:rFonts w:ascii="Times New Roman" w:eastAsia="宋体" w:hAnsi="Times New Roman" w:cs="Times New Roman"/>
+        </w:rPr>
+        <w:t>江西财经大学</w:t>
+      </w:r>
+      <w:r>
+        <w:rPr>
+          <w:rFonts w:ascii="Times New Roman" w:eastAsia="宋体" w:hAnsi="Times New Roman" w:cs="Times New Roman"/>
+        </w:rPr>
+        <w:t>,2024.</w:t>
+      </w:r>
+      <w:proofErr w:type="gramStart"/>
+      <w:r>
+        <w:rPr>
+          <w:rFonts w:ascii="Times New Roman" w:eastAsia="宋体" w:hAnsi="Times New Roman" w:cs="Times New Roman"/>
+        </w:rPr>
+        <w:t>DOI:10.27175/d.cnki.gjxcu</w:t>
+      </w:r>
+      <w:proofErr w:type="gramEnd"/>
+      <w:r>
+        <w:rPr>
+          <w:rFonts w:ascii="Times New Roman" w:eastAsia="宋体" w:hAnsi="Times New Roman" w:cs="Times New Roman"/>
+        </w:rPr>
+        <w:t xml:space="preserve">.2024.001600. </w:t>
+      </w:r>
+    </w:p>
+    <w:p>
+      <w:pPr>
+        <w:pStyle w:val="a9"/>
+        <w:numPr>
+          <w:ilvl w:val="0"/>
+          <w:numId w:val="1"/>
+        </w:numPr>
+        <w:spacing w:after="160" w:line="278" w:lineRule="auto"/>
+        <w:contextualSpacing w:val="0"/>
+        <w:jc w:val="left"/>
+        <w:rPr>
+          <w:rFonts w:ascii="Times New Roman" w:eastAsia="宋体" w:hAnsi="Times New Roman" w:cs="Times New Roman"/>
+        </w:rPr>
+      </w:pPr>
+      <w:r>
+        <w:rPr>
+          <w:rFonts w:ascii="Times New Roman" w:eastAsia="宋体" w:hAnsi="Times New Roman" w:cs="Times New Roman"/>
+        </w:rPr>
+        <w:t>刘冰</w:t>
+      </w:r>
+      <w:r>
+        <w:rPr>
+          <w:rFonts w:ascii="Times New Roman" w:eastAsia="宋体" w:hAnsi="Times New Roman" w:cs="Times New Roman"/>
+        </w:rPr>
+        <w:t>.</w:t>
+      </w:r>
+      <w:r>
+        <w:rPr>
+          <w:rFonts w:ascii="Times New Roman" w:eastAsia="宋体" w:hAnsi="Times New Roman" w:cs="Times New Roman"/>
+        </w:rPr>
+        <w:t>多模态互动宠物机器人的研究与设计</w:t>
+      </w:r>
+      <w:r>
+        <w:rPr>
+          <w:rFonts w:ascii="Times New Roman" w:eastAsia="宋体" w:hAnsi="Times New Roman" w:cs="Times New Roman"/>
+        </w:rPr>
+        <w:t>[D].</w:t>
+      </w:r>
+      <w:r>
+        <w:rPr>
+          <w:rFonts w:ascii="Times New Roman" w:eastAsia="宋体" w:hAnsi="Times New Roman" w:cs="Times New Roman"/>
+        </w:rPr>
+        <w:t>重庆理工大学</w:t>
+      </w:r>
+      <w:r>
+        <w:rPr>
+          <w:rFonts w:ascii="Times New Roman" w:eastAsia="宋体" w:hAnsi="Times New Roman" w:cs="Times New Roman"/>
+        </w:rPr>
+        <w:t>,2024.</w:t>
+      </w:r>
+      <w:proofErr w:type="gramStart"/>
+      <w:r>
+        <w:rPr>
+          <w:rFonts w:ascii="Times New Roman" w:eastAsia="宋体" w:hAnsi="Times New Roman" w:cs="Times New Roman"/>
+        </w:rPr>
+        <w:t>DOI:10.27753/d.cnki.gcqgx</w:t>
+      </w:r>
+      <w:proofErr w:type="gramEnd"/>
+      <w:r>
+        <w:rPr>
+          <w:rFonts w:ascii="Times New Roman" w:eastAsia="宋体" w:hAnsi="Times New Roman" w:cs="Times New Roman"/>
+        </w:rPr>
+        <w:t xml:space="preserve">.2024.000921. </w:t>
+      </w:r>
+    </w:p>
+    <w:p>
+      <w:pPr>
+        <w:pStyle w:val="a9"/>
+        <w:numPr>
+          <w:ilvl w:val="0"/>
+          <w:numId w:val="1"/>
+        </w:numPr>
+        <w:spacing w:after="160" w:line="278" w:lineRule="auto"/>
+        <w:contextualSpacing w:val="0"/>
+        <w:jc w:val="left"/>
+        <w:rPr>
+          <w:rFonts w:ascii="Times New Roman" w:eastAsia="宋体" w:hAnsi="Times New Roman" w:cs="Times New Roman"/>
+        </w:rPr>
+      </w:pPr>
+      <w:r>
+        <w:rPr>
+          <w:rFonts w:ascii="Times New Roman" w:eastAsia="宋体" w:hAnsi="Times New Roman" w:cs="Times New Roman"/>
+        </w:rPr>
+        <w:lastRenderedPageBreak/>
+        <w:t>张晨亮</w:t>
+      </w:r>
+      <w:r>
+        <w:rPr>
+          <w:rFonts w:ascii="Times New Roman" w:eastAsia="宋体" w:hAnsi="Times New Roman" w:cs="Times New Roman"/>
+        </w:rPr>
+        <w:t>,</w:t>
+      </w:r>
+      <w:proofErr w:type="gramStart"/>
+      <w:r>
+        <w:rPr>
+          <w:rFonts w:ascii="Times New Roman" w:eastAsia="宋体" w:hAnsi="Times New Roman" w:cs="Times New Roman"/>
+        </w:rPr>
+        <w:t>张亚周</w:t>
+      </w:r>
+      <w:proofErr w:type="gramEnd"/>
+      <w:r>
+        <w:rPr>
+          <w:rFonts w:ascii="Times New Roman" w:eastAsia="宋体" w:hAnsi="Times New Roman" w:cs="Times New Roman"/>
+        </w:rPr>
+        <w:t xml:space="preserve">. </w:t>
+      </w:r>
+      <w:r>
+        <w:rPr>
+          <w:rFonts w:ascii="Times New Roman" w:eastAsia="宋体" w:hAnsi="Times New Roman" w:cs="Times New Roman"/>
+        </w:rPr>
+        <w:t>基于机器视觉的小车跟随行驶系统设计</w:t>
+      </w:r>
+      <w:r>
+        <w:rPr>
+          <w:rFonts w:ascii="Times New Roman" w:eastAsia="宋体" w:hAnsi="Times New Roman" w:cs="Times New Roman"/>
+        </w:rPr>
+        <w:t>[J].</w:t>
+      </w:r>
+      <w:r>
+        <w:rPr>
+          <w:rFonts w:ascii="Times New Roman" w:eastAsia="宋体" w:hAnsi="Times New Roman" w:cs="Times New Roman"/>
+        </w:rPr>
+        <w:t>物联网技术</w:t>
+      </w:r>
+      <w:r>
+        <w:rPr>
+          <w:rFonts w:ascii="Times New Roman" w:eastAsia="宋体" w:hAnsi="Times New Roman" w:cs="Times New Roman"/>
+        </w:rPr>
+        <w:t>,2024,14(03):118-119+</w:t>
+      </w:r>
+      <w:proofErr w:type="gramStart"/>
+      <w:r>
+        <w:rPr>
+          <w:rFonts w:ascii="Times New Roman" w:eastAsia="宋体" w:hAnsi="Times New Roman" w:cs="Times New Roman"/>
+        </w:rPr>
+        <w:t>122.DOI:10.16667/j.issn</w:t>
+      </w:r>
+      <w:proofErr w:type="gramEnd"/>
+      <w:r>
+        <w:rPr>
+          <w:rFonts w:ascii="Times New Roman" w:eastAsia="宋体" w:hAnsi="Times New Roman" w:cs="Times New Roman"/>
+        </w:rPr>
+        <w:t>.2095-1302.2024.03.028.</w:t>
+      </w:r>
+    </w:p>
+    <w:p>
+      <w:pPr>
+        <w:pStyle w:val="a9"/>
+        <w:numPr>
+          <w:ilvl w:val="0"/>
+          <w:numId w:val="1"/>
+        </w:numPr>
+        <w:spacing w:after="160" w:line="278" w:lineRule="auto"/>
+        <w:contextualSpacing w:val="0"/>
+        <w:jc w:val="left"/>
+        <w:rPr>
+          <w:rFonts w:ascii="Times New Roman" w:eastAsia="宋体" w:hAnsi="Times New Roman" w:cs="Times New Roman"/>
+        </w:rPr>
+      </w:pPr>
+      <w:proofErr w:type="gramStart"/>
+      <w:r>
+        <w:rPr>
+          <w:rFonts w:ascii="Times New Roman" w:eastAsia="宋体" w:hAnsi="Times New Roman" w:cs="Times New Roman"/>
+        </w:rPr>
+        <w:t>张寒钧</w:t>
+      </w:r>
+      <w:proofErr w:type="gramEnd"/>
+      <w:r>
+        <w:rPr>
+          <w:rFonts w:ascii="Times New Roman" w:eastAsia="宋体" w:hAnsi="Times New Roman" w:cs="Times New Roman"/>
+        </w:rPr>
+        <w:t xml:space="preserve">. </w:t>
+      </w:r>
+      <w:r>
+        <w:rPr>
+          <w:rFonts w:ascii="Times New Roman" w:eastAsia="宋体" w:hAnsi="Times New Roman" w:cs="Times New Roman"/>
+        </w:rPr>
+        <w:t>家养宠物陪伴机器人设计研究</w:t>
+      </w:r>
+      <w:r>
+        <w:rPr>
+          <w:rFonts w:ascii="Times New Roman" w:eastAsia="宋体" w:hAnsi="Times New Roman" w:cs="Times New Roman"/>
+        </w:rPr>
+        <w:t>[J].</w:t>
+      </w:r>
+      <w:r>
+        <w:rPr>
+          <w:rFonts w:ascii="Times New Roman" w:eastAsia="宋体" w:hAnsi="Times New Roman" w:cs="Times New Roman"/>
+        </w:rPr>
+        <w:t>玩具世界</w:t>
+      </w:r>
+      <w:r>
+        <w:rPr>
+          <w:rFonts w:ascii="Times New Roman" w:eastAsia="宋体" w:hAnsi="Times New Roman" w:cs="Times New Roman"/>
+        </w:rPr>
+        <w:t>,2024,(02):23-25.</w:t>
+      </w:r>
+    </w:p>
+    <w:p>
+      <w:pPr>
+        <w:pStyle w:val="a9"/>
+        <w:numPr>
+          <w:ilvl w:val="0"/>
+          <w:numId w:val="1"/>
+        </w:numPr>
+        <w:spacing w:after="160" w:line="278" w:lineRule="auto"/>
+        <w:contextualSpacing w:val="0"/>
+        <w:jc w:val="left"/>
+        <w:rPr>
+          <w:rFonts w:ascii="Times New Roman" w:eastAsia="宋体" w:hAnsi="Times New Roman" w:cs="Times New Roman"/>
+        </w:rPr>
+      </w:pPr>
+      <w:r>
+        <w:rPr>
+          <w:rFonts w:ascii="Times New Roman" w:eastAsia="宋体" w:hAnsi="Times New Roman" w:cs="Times New Roman"/>
+        </w:rPr>
+        <w:t>乔平</w:t>
+      </w:r>
+      <w:r>
+        <w:rPr>
+          <w:rFonts w:ascii="Times New Roman" w:eastAsia="宋体" w:hAnsi="Times New Roman" w:cs="Times New Roman"/>
+        </w:rPr>
+        <w:t>,</w:t>
+      </w:r>
+      <w:r>
+        <w:rPr>
+          <w:rFonts w:ascii="Times New Roman" w:eastAsia="宋体" w:hAnsi="Times New Roman" w:cs="Times New Roman"/>
+        </w:rPr>
+        <w:t>乔有田</w:t>
+      </w:r>
+      <w:r>
+        <w:rPr>
+          <w:rFonts w:ascii="Times New Roman" w:eastAsia="宋体" w:hAnsi="Times New Roman" w:cs="Times New Roman"/>
+        </w:rPr>
+        <w:t xml:space="preserve">. </w:t>
+      </w:r>
+      <w:r>
+        <w:rPr>
+          <w:rFonts w:ascii="Times New Roman" w:eastAsia="宋体" w:hAnsi="Times New Roman" w:cs="Times New Roman"/>
+        </w:rPr>
+        <w:t>基于机器视觉的智能小车设计</w:t>
+      </w:r>
+      <w:r>
+        <w:rPr>
+          <w:rFonts w:ascii="Times New Roman" w:eastAsia="宋体" w:hAnsi="Times New Roman" w:cs="Times New Roman"/>
+        </w:rPr>
+        <w:t>[J].</w:t>
+      </w:r>
+      <w:r>
+        <w:rPr>
+          <w:rFonts w:ascii="Times New Roman" w:eastAsia="宋体" w:hAnsi="Times New Roman" w:cs="Times New Roman"/>
+        </w:rPr>
+        <w:t>电子技术</w:t>
+      </w:r>
+      <w:r>
+        <w:rPr>
+          <w:rFonts w:ascii="Times New Roman" w:eastAsia="宋体" w:hAnsi="Times New Roman" w:cs="Times New Roman"/>
+        </w:rPr>
+        <w:t>,2022,51(12):6-8.</w:t>
+      </w:r>
+    </w:p>
+    <w:p>
+      <w:pPr>
+        <w:pStyle w:val="a9"/>
+        <w:numPr>
+          <w:ilvl w:val="0"/>
+          <w:numId w:val="1"/>
+        </w:numPr>
+        <w:spacing w:after="160" w:line="278" w:lineRule="auto"/>
+        <w:contextualSpacing w:val="0"/>
+        <w:jc w:val="left"/>
+        <w:rPr>
+          <w:rFonts w:ascii="Times New Roman" w:eastAsia="宋体" w:hAnsi="Times New Roman" w:cs="Times New Roman"/>
+        </w:rPr>
+      </w:pPr>
+      <w:r>
+        <w:rPr>
+          <w:rFonts w:ascii="Times New Roman" w:eastAsia="宋体" w:hAnsi="Times New Roman" w:cs="Times New Roman"/>
+        </w:rPr>
+        <w:t>欧寒芝</w:t>
+      </w:r>
+      <w:r>
+        <w:rPr>
+          <w:rFonts w:ascii="Times New Roman" w:eastAsia="宋体" w:hAnsi="Times New Roman" w:cs="Times New Roman"/>
+        </w:rPr>
+        <w:t>,</w:t>
+      </w:r>
+      <w:r>
+        <w:rPr>
+          <w:rFonts w:ascii="Times New Roman" w:eastAsia="宋体" w:hAnsi="Times New Roman" w:cs="Times New Roman"/>
+        </w:rPr>
+        <w:t>匡盈霏</w:t>
+      </w:r>
+      <w:r>
+        <w:rPr>
+          <w:rFonts w:ascii="Times New Roman" w:eastAsia="宋体" w:hAnsi="Times New Roman" w:cs="Times New Roman"/>
+        </w:rPr>
+        <w:t>,</w:t>
+      </w:r>
+      <w:r>
+        <w:rPr>
+          <w:rFonts w:ascii="Times New Roman" w:eastAsia="宋体" w:hAnsi="Times New Roman" w:cs="Times New Roman"/>
+        </w:rPr>
+        <w:t>丁慧玉</w:t>
+      </w:r>
+      <w:r>
+        <w:rPr>
+          <w:rFonts w:ascii="Times New Roman" w:eastAsia="宋体" w:hAnsi="Times New Roman" w:cs="Times New Roman"/>
+        </w:rPr>
+        <w:t>,</w:t>
+      </w:r>
+      <w:r>
+        <w:rPr>
+          <w:rFonts w:ascii="Times New Roman" w:eastAsia="宋体" w:hAnsi="Times New Roman" w:cs="Times New Roman"/>
+        </w:rPr>
+        <w:t>等</w:t>
+      </w:r>
+      <w:r>
+        <w:rPr>
+          <w:rFonts w:ascii="Times New Roman" w:eastAsia="宋体" w:hAnsi="Times New Roman" w:cs="Times New Roman"/>
+        </w:rPr>
+        <w:t xml:space="preserve">. </w:t>
+      </w:r>
+      <w:r>
+        <w:rPr>
+          <w:rFonts w:ascii="Times New Roman" w:eastAsia="宋体" w:hAnsi="Times New Roman" w:cs="Times New Roman"/>
+        </w:rPr>
+        <w:t>一种机器视觉巡线避障小车的设计</w:t>
+      </w:r>
+      <w:r>
+        <w:rPr>
+          <w:rFonts w:ascii="Times New Roman" w:eastAsia="宋体" w:hAnsi="Times New Roman" w:cs="Times New Roman"/>
+        </w:rPr>
+        <w:t>[J].</w:t>
+      </w:r>
+      <w:r>
+        <w:rPr>
+          <w:rFonts w:ascii="Times New Roman" w:eastAsia="宋体" w:hAnsi="Times New Roman" w:cs="Times New Roman"/>
+        </w:rPr>
+        <w:t>电脑与信息技术</w:t>
+      </w:r>
+      <w:r>
+        <w:rPr>
+          <w:rFonts w:ascii="Times New Roman" w:eastAsia="宋体" w:hAnsi="Times New Roman" w:cs="Times New Roman"/>
+        </w:rPr>
+        <w:t>,2022,30(02):</w:t>
+      </w:r>
+      <w:proofErr w:type="gramStart"/>
+      <w:r>
+        <w:rPr>
+          <w:rFonts w:ascii="Times New Roman" w:eastAsia="宋体" w:hAnsi="Times New Roman" w:cs="Times New Roman"/>
+        </w:rPr>
+        <w:t>13-17.DOI:10.19414/j.cnki</w:t>
+      </w:r>
+      <w:proofErr w:type="gramEnd"/>
+      <w:r>
+        <w:rPr>
+          <w:rFonts w:ascii="Times New Roman" w:eastAsia="宋体" w:hAnsi="Times New Roman" w:cs="Times New Roman"/>
+        </w:rPr>
+        <w:t>.1005-1228.2022.02.023.</w:t>
+      </w:r>
+    </w:p>
+    <w:p>
+      <w:pPr>
+        <w:pStyle w:val="a9"/>
+        <w:numPr>
+          <w:ilvl w:val="0"/>
+          <w:numId w:val="1"/>
+        </w:numPr>
+        <w:spacing w:after="160" w:line="278" w:lineRule="auto"/>
+        <w:contextualSpacing w:val="0"/>
+        <w:jc w:val="left"/>
+        <w:rPr>
+          <w:rFonts w:ascii="Times New Roman" w:eastAsia="宋体" w:hAnsi="Times New Roman" w:cs="Times New Roman"/>
+        </w:rPr>
+      </w:pPr>
+      <w:r>
+        <w:rPr>
+          <w:rFonts w:ascii="Times New Roman" w:eastAsia="宋体" w:hAnsi="Times New Roman" w:cs="Times New Roman"/>
+        </w:rPr>
+        <w:t xml:space="preserve">CHOUDHARI M, BAGYAVEERESWARAN V, ANITHA R, et al. A distributed rapidly exploring random tree (D-RRT) algorithm for path planning of </w:t>
+      </w:r>
+      <w:proofErr w:type="spellStart"/>
+      <w:r>
+        <w:rPr>
+          <w:rFonts w:ascii="Times New Roman" w:eastAsia="宋体" w:hAnsi="Times New Roman" w:cs="Times New Roman"/>
+        </w:rPr>
+        <w:t>self maneuvering</w:t>
+      </w:r>
+      <w:proofErr w:type="spellEnd"/>
+      <w:r>
+        <w:rPr>
+          <w:rFonts w:ascii="Times New Roman" w:eastAsia="宋体" w:hAnsi="Times New Roman" w:cs="Times New Roman"/>
+        </w:rPr>
+        <w:t xml:space="preserve"> robots in domestic environments[J]. Engineering Research Express, 2026, 8(6): 065316. DOI:10.1088/2631-8695/AE50D5.</w:t>
+      </w:r>
+    </w:p>
+    <w:p>
+      <w:pPr>
+        <w:pStyle w:val="a9"/>
+        <w:numPr>
+          <w:ilvl w:val="0"/>
+          <w:numId w:val="1"/>
+        </w:numPr>
+        <w:spacing w:after="160" w:line="278" w:lineRule="auto"/>
+        <w:contextualSpacing w:val="0"/>
+        <w:jc w:val="left"/>
+        <w:rPr>
+          <w:rFonts w:ascii="Times New Roman" w:eastAsia="宋体" w:hAnsi="Times New Roman" w:cs="Times New Roman"/>
+        </w:rPr>
+      </w:pPr>
+      <w:r>
+        <w:rPr>
+          <w:rFonts w:ascii="Times New Roman" w:eastAsia="宋体" w:hAnsi="Times New Roman" w:cs="Times New Roman"/>
+        </w:rPr>
+        <w:t>ZHOU Y X, DING J R, LI C Y, et al. Analysis of the Pet Companion Robot Market[C]//3rd International Conference on Business and Policy Studies 2024., 2024. DOI:10.54254/2754-1169/106/20241679.</w:t>
+      </w:r>
+    </w:p>
+    <w:p>
+      <w:pPr>
+        <w:pStyle w:val="a9"/>
+        <w:numPr>
+          <w:ilvl w:val="0"/>
+          <w:numId w:val="1"/>
+        </w:numPr>
+        <w:spacing w:after="160" w:line="278" w:lineRule="auto"/>
+        <w:contextualSpacing w:val="0"/>
+        <w:jc w:val="left"/>
+        <w:rPr>
+          <w:rFonts w:ascii="Times New Roman" w:eastAsia="宋体" w:hAnsi="Times New Roman" w:cs="Times New Roman" w:hint="eastAsia"/>
+        </w:rPr>
+      </w:pPr>
+      <w:r>
+        <w:rPr>
+          <w:rFonts w:ascii="Times New Roman" w:eastAsia="宋体" w:hAnsi="Times New Roman" w:cs="Times New Roman"/>
+        </w:rPr>
+        <w:t xml:space="preserve">PARK S, LEE S. A stochastic game </w:t>
+      </w:r>
+      <w:proofErr w:type="gramStart"/>
+      <w:r>
+        <w:rPr>
+          <w:rFonts w:ascii="Times New Roman" w:eastAsia="宋体" w:hAnsi="Times New Roman" w:cs="Times New Roman"/>
+        </w:rPr>
+        <w:t>theory based</w:t>
+      </w:r>
+      <w:proofErr w:type="gramEnd"/>
+      <w:r>
+        <w:rPr>
+          <w:rFonts w:ascii="Times New Roman" w:eastAsia="宋体" w:hAnsi="Times New Roman" w:cs="Times New Roman"/>
+        </w:rPr>
+        <w:t xml:space="preserve"> energy-efficient device-to-device communication optimization for autonomous mobile robots over industrial IoT networks[J</w:t>
+      </w:r>
+      <w:proofErr w:type="gramStart"/>
+      <w:r>
+        <w:rPr>
+          <w:rFonts w:ascii="Times New Roman" w:eastAsia="宋体" w:hAnsi="Times New Roman" w:cs="Times New Roman"/>
+        </w:rPr>
+        <w:t>].Computer</w:t>
+      </w:r>
+      <w:proofErr w:type="gramEnd"/>
+      <w:r>
+        <w:rPr>
+          <w:rFonts w:ascii="Times New Roman" w:eastAsia="宋体" w:hAnsi="Times New Roman" w:cs="Times New Roman"/>
+        </w:rPr>
+        <w:t xml:space="preserve"> Networks, 2026, 274: 111864. </w:t>
+      </w:r>
+      <w:proofErr w:type="gramStart"/>
+      <w:r>
+        <w:rPr>
+          <w:rFonts w:ascii="Times New Roman" w:eastAsia="宋体" w:hAnsi="Times New Roman" w:cs="Times New Roman"/>
+        </w:rPr>
+        <w:t>DOI:10.1016/J.COMNET</w:t>
+      </w:r>
+      <w:proofErr w:type="gramEnd"/>
+      <w:r>
+        <w:rPr>
+          <w:rFonts w:ascii="Times New Roman" w:eastAsia="宋体" w:hAnsi="Times New Roman" w:cs="Times New Roman"/>
+        </w:rPr>
+        <w:t>.2025.111864.</w:t>
+      </w:r>
+    </w:p>
     <w:p/>
     <w:sectPr>
       <w:pgSz w:w="11906" w:h="16838"/>
@@ -3006,6 +4416,103 @@
     </w:p>
   </w:footnote>
 </w:footnotes>
+</file>
+
+<file path=word/numbering.xml><?xml version="1.0" encoding="utf-8"?>
+<w:numbering xmlns:wpc="http://schemas.microsoft.com/office/word/2010/wordprocessingCanvas" xmlns:cx="http://schemas.microsoft.com/office/drawing/2014/chartex" xmlns:cx1="http://schemas.microsoft.com/office/drawing/2015/9/8/chartex" xmlns:cx2="http://schemas.microsoft.com/office/drawing/2015/10/21/chartex" xmlns:cx3="http://schemas.microsoft.com/office/drawing/2016/5/9/chartex" xmlns:cx4="http://schemas.microsoft.com/office/drawing/2016/5/10/chartex" xmlns:cx5="http://schemas.microsoft.com/office/drawing/2016/5/11/chartex" xmlns:cx6="http://schemas.microsoft.com/office/drawing/2016/5/12/chartex" xmlns:cx7="http://schemas.microsoft.com/office/drawing/2016/5/13/chartex" xmlns:cx8="http://schemas.microsoft.com/office/drawing/2016/5/14/chartex" xmlns:mc="http://schemas.openxmlformats.org/markup-compatibility/2006" xmlns:aink="http://schemas.microsoft.com/office/drawing/2016/ink" xmlns:am3d="http://schemas.microsoft.com/office/drawing/2017/model3d" xmlns:o="urn:schemas-microsoft-com:office:office" xmlns:oel="http://schemas.microsoft.com/office/2019/extlst" xmlns:r="http://schemas.openxmlformats.org/officeDocument/2006/relationships" xmlns:m="http://schemas.openxmlformats.org/officeDocument/2006/math" xmlns:v="urn:schemas-microsoft-com:vml" xmlns:wp14="http://schemas.microsoft.com/office/word/2010/wordprocessingDrawing" xmlns:wp="http://schemas.openxmlformats.org/drawingml/2006/wordprocessingDrawing" xmlns:w10="urn:schemas-microsoft-com:office:word" xmlns:w="http://schemas.openxmlformats.org/wordprocessingml/2006/main" xmlns:w14="http://schemas.microsoft.com/office/word/2010/wordml" xmlns:w15="http://schemas.microsoft.com/office/word/2012/wordml" xmlns:w16cex="http://schemas.microsoft.com/office/word/2018/wordml/cex" xmlns:w16cid="http://schemas.microsoft.com/office/word/2016/wordml/cid" xmlns:w16="http://schemas.microsoft.com/office/word/2018/wordml" xmlns:w16du="http://schemas.microsoft.com/office/word/2023/wordml/word16du" xmlns:w16sdtdh="http://schemas.microsoft.com/office/word/2020/wordml/sdtdatahash" xmlns:w16sdtfl="http://schemas.microsoft.com/office/word/2024/wordml/sdtformatlock" xmlns:w16se="http://schemas.microsoft.com/office/word/2015/wordml/symex" xmlns:wpg="http://schemas.microsoft.com/office/word/2010/wordprocessingGroup" xmlns:wpi="http://schemas.microsoft.com/office/word/2010/wordprocessingInk" xmlns:wne="http://schemas.microsoft.com/office/word/2006/wordml" xmlns:wps="http://schemas.microsoft.com/office/word/2010/wordprocessingShape" mc:Ignorable="w14 w15 w16se w16cid w16 w16cex w16sdtdh w16sdtfl w16du wp14">
+  <w:abstractNum w:abstractNumId="0" w15:restartNumberingAfterBreak="0">
+    <w:nsid w:val="64950428"/>
+    <w:multiLevelType w:val="hybridMultilevel"/>
+    <w:tmpl w:val="49001B0A"/>
+    <w:lvl w:ilvl="0" w:tplc="AA6A1472">
+      <w:start w:val="1"/>
+      <w:numFmt w:val="decimal"/>
+      <w:lvlText w:val="[%1]"/>
+      <w:lvlJc w:val="left"/>
+      <w:pPr>
+        <w:ind w:left="440" w:hanging="440"/>
+      </w:pPr>
+      <w:rPr>
+        <w:rFonts w:hint="eastAsia"/>
+      </w:rPr>
+    </w:lvl>
+    <w:lvl w:ilvl="1" w:tplc="04090019" w:tentative="1">
+      <w:start w:val="1"/>
+      <w:numFmt w:val="lowerLetter"/>
+      <w:lvlText w:val="%2)"/>
+      <w:lvlJc w:val="left"/>
+      <w:pPr>
+        <w:ind w:left="880" w:hanging="440"/>
+      </w:pPr>
+    </w:lvl>
+    <w:lvl w:ilvl="2" w:tplc="0409001B" w:tentative="1">
+      <w:start w:val="1"/>
+      <w:numFmt w:val="lowerRoman"/>
+      <w:lvlText w:val="%3."/>
+      <w:lvlJc w:val="right"/>
+      <w:pPr>
+        <w:ind w:left="1320" w:hanging="440"/>
+      </w:pPr>
+    </w:lvl>
+    <w:lvl w:ilvl="3" w:tplc="0409000F" w:tentative="1">
+      <w:start w:val="1"/>
+      <w:numFmt w:val="decimal"/>
+      <w:lvlText w:val="%4."/>
+      <w:lvlJc w:val="left"/>
+      <w:pPr>
+        <w:ind w:left="1760" w:hanging="440"/>
+      </w:pPr>
+    </w:lvl>
+    <w:lvl w:ilvl="4" w:tplc="04090019" w:tentative="1">
+      <w:start w:val="1"/>
+      <w:numFmt w:val="lowerLetter"/>
+      <w:lvlText w:val="%5)"/>
+      <w:lvlJc w:val="left"/>
+      <w:pPr>
+        <w:ind w:left="2200" w:hanging="440"/>
+      </w:pPr>
+    </w:lvl>
+    <w:lvl w:ilvl="5" w:tplc="0409001B" w:tentative="1">
+      <w:start w:val="1"/>
+      <w:numFmt w:val="lowerRoman"/>
+      <w:lvlText w:val="%6."/>
+      <w:lvlJc w:val="right"/>
+      <w:pPr>
+        <w:ind w:left="2640" w:hanging="440"/>
+      </w:pPr>
+    </w:lvl>
+    <w:lvl w:ilvl="6" w:tplc="0409000F" w:tentative="1">
+      <w:start w:val="1"/>
+      <w:numFmt w:val="decimal"/>
+      <w:lvlText w:val="%7."/>
+      <w:lvlJc w:val="left"/>
+      <w:pPr>
+        <w:ind w:left="3080" w:hanging="440"/>
+      </w:pPr>
+    </w:lvl>
+    <w:lvl w:ilvl="7" w:tplc="04090019" w:tentative="1">
+      <w:start w:val="1"/>
+      <w:numFmt w:val="lowerLetter"/>
+      <w:lvlText w:val="%8)"/>
+      <w:lvlJc w:val="left"/>
+      <w:pPr>
+        <w:ind w:left="3520" w:hanging="440"/>
+      </w:pPr>
+    </w:lvl>
+    <w:lvl w:ilvl="8" w:tplc="0409001B" w:tentative="1">
+      <w:start w:val="1"/>
+      <w:numFmt w:val="lowerRoman"/>
+      <w:lvlText w:val="%9."/>
+      <w:lvlJc w:val="right"/>
+      <w:pPr>
+        <w:ind w:left="3960" w:hanging="440"/>
+      </w:pPr>
+    </w:lvl>
+  </w:abstractNum>
+  <w:num w:numId="1" w16cid:durableId="1234853212">
+    <w:abstractNumId w:val="0"/>
+  </w:num>
+</w:numbering>
 </file>
 
 <file path=word/styles.xml><?xml version="1.0" encoding="utf-8"?>
@@ -3203,7 +4710,7 @@
     <w:lsdException w:name="Medium Shading 2 Accent 1" w:uiPriority="64"/>
     <w:lsdException w:name="Medium List 1 Accent 1" w:uiPriority="65"/>
     <w:lsdException w:name="Revision" w:semiHidden="1"/>
-    <w:lsdException w:name="List Paragraph" w:uiPriority="34" w:qFormat="1"/>
+    <w:lsdException w:name="List Paragraph" w:qFormat="1"/>
     <w:lsdException w:name="Quote" w:uiPriority="29" w:qFormat="1"/>
     <w:lsdException w:name="Intense Quote" w:uiPriority="30" w:qFormat="1"/>
     <w:lsdException w:name="Medium List 2 Accent 1" w:uiPriority="66"/>
@@ -3886,7 +5393,7 @@
   <w:style w:type="paragraph" w:styleId="a9">
     <w:name w:val="List Paragraph"/>
     <w:basedOn w:val="a"/>
-    <w:uiPriority w:val="34"/>
+    <w:uiPriority w:val="99"/>
     <w:qFormat/>
     <w:rsid w:val="00115235"/>
     <w:pPr>
@@ -4038,6 +5545,42 @@
       <w:rFonts w:asciiTheme="majorHAnsi" w:eastAsia="黑体" w:hAnsiTheme="majorHAnsi" w:cstheme="majorBidi"/>
       <w:sz w:val="20"/>
       <w:szCs w:val="20"/>
+    </w:rPr>
+  </w:style>
+  <w:style w:type="paragraph" w:customStyle="1" w:styleId="21bc9c4b-6a32-43e5-beaa-fd2d792c5735">
+    <w:name w:val="21bc9c4b-6a32-43e5-beaa-fd2d792c5735"/>
+    <w:basedOn w:val="1"/>
+    <w:next w:val="a"/>
+    <w:link w:val="21bc9c4b-6a32-43e5-beaa-fd2d792c57350"/>
+    <w:rsid w:val="00952BA1"/>
+    <w:pPr>
+      <w:adjustRightInd w:val="0"/>
+      <w:spacing w:before="0" w:after="0" w:line="288" w:lineRule="auto"/>
+      <w:jc w:val="left"/>
+    </w:pPr>
+    <w:rPr>
+      <w:rFonts w:ascii="微软雅黑" w:eastAsia="微软雅黑" w:hAnsi="微软雅黑" w:cs="Arial"/>
+      <w:b/>
+      <w:bCs/>
+      <w:color w:val="000000"/>
+      <w:kern w:val="44"/>
+      <w:sz w:val="32"/>
+      <w:szCs w:val="28"/>
+    </w:rPr>
+  </w:style>
+  <w:style w:type="character" w:customStyle="1" w:styleId="21bc9c4b-6a32-43e5-beaa-fd2d792c57350">
+    <w:name w:val="21bc9c4b-6a32-43e5-beaa-fd2d792c5735 字符"/>
+    <w:basedOn w:val="a0"/>
+    <w:link w:val="21bc9c4b-6a32-43e5-beaa-fd2d792c5735"/>
+    <w:rsid w:val="00952BA1"/>
+    <w:rPr>
+      <w:rFonts w:ascii="微软雅黑" w:eastAsia="微软雅黑" w:hAnsi="微软雅黑" w:cs="Arial"/>
+      <w:b/>
+      <w:bCs/>
+      <w:color w:val="000000"/>
+      <w:kern w:val="44"/>
+      <w:sz w:val="32"/>
+      <w:szCs w:val="28"/>
     </w:rPr>
   </w:style>
 </w:styles>
